--- a/backend-exhibits/NOT INCLUDED IN TEAMS  TO TEAMS MIGRATION FEATURES.docx
+++ b/backend-exhibits/NOT INCLUDED IN TEAMS  TO TEAMS MIGRATION FEATURES.docx
@@ -488,10 +488,10 @@
   <w:docDefaults>
     <w:rPrDefault>
       <w:rPr>
-        <w:rFonts w:asciiTheme="minorHAnsi" w:eastAsiaTheme="minorHAnsi" w:hAnsiTheme="minorHAnsi" w:cstheme="minorBidi"/>
+        <w:rFonts w:ascii="Arial" w:hAnsi="Arial" w:cs="Arial" w:eastAsia="Arial"/>
         <w:kern w:val="2"/>
-        <w:sz w:val="24"/>
-        <w:szCs w:val="24"/>
+        <w:sz w:val="21"/>
+        <w:szCs w:val="21"/>
         <w:lang w:val="en-IN" w:eastAsia="en-US" w:bidi="ar-SA"/>
         <w14:ligatures w14:val="standardContextual"/>
       </w:rPr>
@@ -899,10 +899,10 @@
       <w:outlineLvl w:val="0"/>
     </w:pPr>
     <w:rPr>
-      <w:rFonts w:asciiTheme="majorHAnsi" w:eastAsiaTheme="majorEastAsia" w:hAnsiTheme="majorHAnsi" w:cstheme="majorBidi"/>
+      <w:rFonts w:ascii="Arial" w:hAnsi="Arial" w:cs="Arial" w:eastAsia="Arial"/>
       <w:color w:val="0F4761" w:themeColor="accent1" w:themeShade="BF"/>
-      <w:sz w:val="40"/>
-      <w:szCs w:val="40"/>
+      <w:sz w:val="21"/>
+      <w:szCs w:val="21"/>
     </w:rPr>
   </w:style>
   <w:style w:type="paragraph" w:styleId="Heading2">
@@ -922,10 +922,10 @@
       <w:outlineLvl w:val="1"/>
     </w:pPr>
     <w:rPr>
-      <w:rFonts w:asciiTheme="majorHAnsi" w:eastAsiaTheme="majorEastAsia" w:hAnsiTheme="majorHAnsi" w:cstheme="majorBidi"/>
+      <w:rFonts w:ascii="Arial" w:hAnsi="Arial" w:cs="Arial" w:eastAsia="Arial"/>
       <w:color w:val="0F4761" w:themeColor="accent1" w:themeShade="BF"/>
-      <w:sz w:val="32"/>
-      <w:szCs w:val="32"/>
+      <w:sz w:val="21"/>
+      <w:szCs w:val="21"/>
     </w:rPr>
   </w:style>
   <w:style w:type="paragraph" w:styleId="Heading3">
@@ -945,10 +945,10 @@
       <w:outlineLvl w:val="2"/>
     </w:pPr>
     <w:rPr>
-      <w:rFonts w:eastAsiaTheme="majorEastAsia" w:cstheme="majorBidi"/>
+      <w:rFonts w:ascii="Arial" w:hAnsi="Arial" w:cs="Arial" w:eastAsia="Arial"/>
       <w:color w:val="0F4761" w:themeColor="accent1" w:themeShade="BF"/>
-      <w:sz w:val="28"/>
-      <w:szCs w:val="28"/>
+      <w:sz w:val="21"/>
+      <w:szCs w:val="21"/>
     </w:rPr>
   </w:style>
   <w:style w:type="paragraph" w:styleId="Heading4">
@@ -968,7 +968,7 @@
       <w:outlineLvl w:val="3"/>
     </w:pPr>
     <w:rPr>
-      <w:rFonts w:eastAsiaTheme="majorEastAsia" w:cstheme="majorBidi"/>
+      <w:rFonts w:ascii="Arial" w:hAnsi="Arial" w:cs="Arial" w:eastAsia="Arial"/>
       <w:i/>
       <w:iCs/>
       <w:color w:val="0F4761" w:themeColor="accent1" w:themeShade="BF"/>
@@ -991,7 +991,7 @@
       <w:outlineLvl w:val="4"/>
     </w:pPr>
     <w:rPr>
-      <w:rFonts w:eastAsiaTheme="majorEastAsia" w:cstheme="majorBidi"/>
+      <w:rFonts w:ascii="Arial" w:hAnsi="Arial" w:cs="Arial" w:eastAsia="Arial"/>
       <w:color w:val="0F4761" w:themeColor="accent1" w:themeShade="BF"/>
     </w:rPr>
   </w:style>
@@ -1012,7 +1012,7 @@
       <w:outlineLvl w:val="5"/>
     </w:pPr>
     <w:rPr>
-      <w:rFonts w:eastAsiaTheme="majorEastAsia" w:cstheme="majorBidi"/>
+      <w:rFonts w:ascii="Arial" w:hAnsi="Arial" w:cs="Arial" w:eastAsia="Arial"/>
       <w:i/>
       <w:iCs/>
       <w:color w:val="595959" w:themeColor="text1" w:themeTint="A6"/>
@@ -1035,7 +1035,7 @@
       <w:outlineLvl w:val="6"/>
     </w:pPr>
     <w:rPr>
-      <w:rFonts w:eastAsiaTheme="majorEastAsia" w:cstheme="majorBidi"/>
+      <w:rFonts w:ascii="Arial" w:hAnsi="Arial" w:cs="Arial" w:eastAsia="Arial"/>
       <w:color w:val="595959" w:themeColor="text1" w:themeTint="A6"/>
     </w:rPr>
   </w:style>
@@ -1056,7 +1056,7 @@
       <w:outlineLvl w:val="7"/>
     </w:pPr>
     <w:rPr>
-      <w:rFonts w:eastAsiaTheme="majorEastAsia" w:cstheme="majorBidi"/>
+      <w:rFonts w:ascii="Arial" w:hAnsi="Arial" w:cs="Arial" w:eastAsia="Arial"/>
       <w:i/>
       <w:iCs/>
       <w:color w:val="272727" w:themeColor="text1" w:themeTint="D8"/>
@@ -1079,7 +1079,7 @@
       <w:outlineLvl w:val="8"/>
     </w:pPr>
     <w:rPr>
-      <w:rFonts w:eastAsiaTheme="majorEastAsia" w:cstheme="majorBidi"/>
+      <w:rFonts w:ascii="Arial" w:hAnsi="Arial" w:cs="Arial" w:eastAsia="Arial"/>
       <w:color w:val="272727" w:themeColor="text1" w:themeTint="D8"/>
     </w:rPr>
   </w:style>
@@ -1116,10 +1116,10 @@
     <w:uiPriority w:val="9"/>
     <w:rsid w:val="005A6971"/>
     <w:rPr>
-      <w:rFonts w:asciiTheme="majorHAnsi" w:eastAsiaTheme="majorEastAsia" w:hAnsiTheme="majorHAnsi" w:cstheme="majorBidi"/>
+      <w:rFonts w:ascii="Arial" w:hAnsi="Arial" w:cs="Arial" w:eastAsia="Arial"/>
       <w:color w:val="0F4761" w:themeColor="accent1" w:themeShade="BF"/>
-      <w:sz w:val="40"/>
-      <w:szCs w:val="40"/>
+      <w:sz w:val="21"/>
+      <w:szCs w:val="21"/>
     </w:rPr>
   </w:style>
   <w:style w:type="character" w:customStyle="1" w:styleId="Heading2Char">
@@ -1130,10 +1130,10 @@
     <w:semiHidden/>
     <w:rsid w:val="005A6971"/>
     <w:rPr>
-      <w:rFonts w:asciiTheme="majorHAnsi" w:eastAsiaTheme="majorEastAsia" w:hAnsiTheme="majorHAnsi" w:cstheme="majorBidi"/>
+      <w:rFonts w:ascii="Arial" w:hAnsi="Arial" w:cs="Arial" w:eastAsia="Arial"/>
       <w:color w:val="0F4761" w:themeColor="accent1" w:themeShade="BF"/>
-      <w:sz w:val="32"/>
-      <w:szCs w:val="32"/>
+      <w:sz w:val="21"/>
+      <w:szCs w:val="21"/>
     </w:rPr>
   </w:style>
   <w:style w:type="character" w:customStyle="1" w:styleId="Heading3Char">
@@ -1144,10 +1144,10 @@
     <w:semiHidden/>
     <w:rsid w:val="005A6971"/>
     <w:rPr>
-      <w:rFonts w:eastAsiaTheme="majorEastAsia" w:cstheme="majorBidi"/>
+      <w:rFonts w:ascii="Arial" w:hAnsi="Arial" w:cs="Arial" w:eastAsia="Arial"/>
       <w:color w:val="0F4761" w:themeColor="accent1" w:themeShade="BF"/>
-      <w:sz w:val="28"/>
-      <w:szCs w:val="28"/>
+      <w:sz w:val="21"/>
+      <w:szCs w:val="21"/>
     </w:rPr>
   </w:style>
   <w:style w:type="character" w:customStyle="1" w:styleId="Heading4Char">
@@ -1158,7 +1158,7 @@
     <w:semiHidden/>
     <w:rsid w:val="005A6971"/>
     <w:rPr>
-      <w:rFonts w:eastAsiaTheme="majorEastAsia" w:cstheme="majorBidi"/>
+      <w:rFonts w:ascii="Arial" w:hAnsi="Arial" w:cs="Arial" w:eastAsia="Arial"/>
       <w:i/>
       <w:iCs/>
       <w:color w:val="0F4761" w:themeColor="accent1" w:themeShade="BF"/>
@@ -1172,7 +1172,7 @@
     <w:semiHidden/>
     <w:rsid w:val="005A6971"/>
     <w:rPr>
-      <w:rFonts w:eastAsiaTheme="majorEastAsia" w:cstheme="majorBidi"/>
+      <w:rFonts w:ascii="Arial" w:hAnsi="Arial" w:cs="Arial" w:eastAsia="Arial"/>
       <w:color w:val="0F4761" w:themeColor="accent1" w:themeShade="BF"/>
     </w:rPr>
   </w:style>
@@ -1184,7 +1184,7 @@
     <w:semiHidden/>
     <w:rsid w:val="005A6971"/>
     <w:rPr>
-      <w:rFonts w:eastAsiaTheme="majorEastAsia" w:cstheme="majorBidi"/>
+      <w:rFonts w:ascii="Arial" w:hAnsi="Arial" w:cs="Arial" w:eastAsia="Arial"/>
       <w:i/>
       <w:iCs/>
       <w:color w:val="595959" w:themeColor="text1" w:themeTint="A6"/>
@@ -1198,7 +1198,7 @@
     <w:semiHidden/>
     <w:rsid w:val="005A6971"/>
     <w:rPr>
-      <w:rFonts w:eastAsiaTheme="majorEastAsia" w:cstheme="majorBidi"/>
+      <w:rFonts w:ascii="Arial" w:hAnsi="Arial" w:cs="Arial" w:eastAsia="Arial"/>
       <w:color w:val="595959" w:themeColor="text1" w:themeTint="A6"/>
     </w:rPr>
   </w:style>
@@ -1210,7 +1210,7 @@
     <w:semiHidden/>
     <w:rsid w:val="005A6971"/>
     <w:rPr>
-      <w:rFonts w:eastAsiaTheme="majorEastAsia" w:cstheme="majorBidi"/>
+      <w:rFonts w:ascii="Arial" w:hAnsi="Arial" w:cs="Arial" w:eastAsia="Arial"/>
       <w:i/>
       <w:iCs/>
       <w:color w:val="272727" w:themeColor="text1" w:themeTint="D8"/>
@@ -1224,7 +1224,7 @@
     <w:semiHidden/>
     <w:rsid w:val="005A6971"/>
     <w:rPr>
-      <w:rFonts w:eastAsiaTheme="majorEastAsia" w:cstheme="majorBidi"/>
+      <w:rFonts w:ascii="Arial" w:hAnsi="Arial" w:cs="Arial" w:eastAsia="Arial"/>
       <w:color w:val="272727" w:themeColor="text1" w:themeTint="D8"/>
     </w:rPr>
   </w:style>
@@ -1241,11 +1241,11 @@
       <w:contextualSpacing/>
     </w:pPr>
     <w:rPr>
-      <w:rFonts w:asciiTheme="majorHAnsi" w:eastAsiaTheme="majorEastAsia" w:hAnsiTheme="majorHAnsi" w:cstheme="majorBidi"/>
+      <w:rFonts w:ascii="Arial" w:hAnsi="Arial" w:cs="Arial" w:eastAsia="Arial"/>
       <w:spacing w:val="-10"/>
       <w:kern w:val="28"/>
-      <w:sz w:val="56"/>
-      <w:szCs w:val="56"/>
+      <w:sz w:val="21"/>
+      <w:szCs w:val="21"/>
     </w:rPr>
   </w:style>
   <w:style w:type="character" w:customStyle="1" w:styleId="TitleChar">
@@ -1255,11 +1255,11 @@
     <w:uiPriority w:val="10"/>
     <w:rsid w:val="005A6971"/>
     <w:rPr>
-      <w:rFonts w:asciiTheme="majorHAnsi" w:eastAsiaTheme="majorEastAsia" w:hAnsiTheme="majorHAnsi" w:cstheme="majorBidi"/>
+      <w:rFonts w:ascii="Arial" w:hAnsi="Arial" w:cs="Arial" w:eastAsia="Arial"/>
       <w:spacing w:val="-10"/>
       <w:kern w:val="28"/>
-      <w:sz w:val="56"/>
-      <w:szCs w:val="56"/>
+      <w:sz w:val="21"/>
+      <w:szCs w:val="21"/>
     </w:rPr>
   </w:style>
   <w:style w:type="paragraph" w:styleId="Subtitle">
@@ -1276,11 +1276,11 @@
       </w:numPr>
     </w:pPr>
     <w:rPr>
-      <w:rFonts w:eastAsiaTheme="majorEastAsia" w:cstheme="majorBidi"/>
+      <w:rFonts w:ascii="Arial" w:hAnsi="Arial" w:cs="Arial" w:eastAsia="Arial"/>
       <w:color w:val="595959" w:themeColor="text1" w:themeTint="A6"/>
       <w:spacing w:val="15"/>
-      <w:sz w:val="28"/>
-      <w:szCs w:val="28"/>
+      <w:sz w:val="21"/>
+      <w:szCs w:val="21"/>
     </w:rPr>
   </w:style>
   <w:style w:type="character" w:customStyle="1" w:styleId="SubtitleChar">
@@ -1290,11 +1290,11 @@
     <w:uiPriority w:val="11"/>
     <w:rsid w:val="005A6971"/>
     <w:rPr>
-      <w:rFonts w:eastAsiaTheme="majorEastAsia" w:cstheme="majorBidi"/>
+      <w:rFonts w:ascii="Arial" w:hAnsi="Arial" w:cs="Arial" w:eastAsia="Arial"/>
       <w:color w:val="595959" w:themeColor="text1" w:themeTint="A6"/>
       <w:spacing w:val="15"/>
-      <w:sz w:val="28"/>
-      <w:szCs w:val="28"/>
+      <w:sz w:val="21"/>
+      <w:szCs w:val="21"/>
     </w:rPr>
   </w:style>
   <w:style w:type="paragraph" w:styleId="Quote">
